--- a/public/templates/contratos/leasing/anexos/ANEXO I - ESPECIFICAÇÕES TECNICAS E PROPOSTA COMERCIAL (Residencial).docx
+++ b/public/templates/contratos/leasing/anexos/ANEXO I - ESPECIFICAÇÕES TECNICAS E PROPOSTA COMERCIAL (Residencial).docx
@@ -128,264 +128,143 @@
         <w:rPr>
           <w:rStyle w:val="s1"/>
           <w:rFonts w:ascii="Times New Roman" w:hAnsi="Times New Roman" w:cs="Times New Roman"/>
-        </w:rPr>
-      </w:pPr>
-    </w:p>
-    <w:p>
-      <w:pPr>
-        <w:rPr>
-          <w:rStyle w:val="s1"/>
-          <w:rFonts w:ascii="Times New Roman" w:hAnsi="Times New Roman" w:cs="Times New Roman"/>
           <w:b/>
           <w:bCs/>
         </w:rPr>
       </w:pPr>
-      <w:r>
+    </w:p>
+    <w:p>
+      <w:pPr>
         <w:rPr>
           <w:rStyle w:val="s1"/>
           <w:rFonts w:ascii="Times New Roman" w:hAnsi="Times New Roman" w:cs="Times New Roman"/>
           <w:b/>
           <w:bCs/>
         </w:rPr>
-        <w:t>2. IDENTIFICAÇÃO DA CONTRATADA</w:t>
-      </w:r>
-    </w:p>
-    <w:p>
-      <w:pPr>
-        <w:rPr>
-          <w:rStyle w:val="s1"/>
-          <w:rFonts w:ascii="Times New Roman" w:hAnsi="Times New Roman" w:cs="Times New Roman"/>
-        </w:rPr>
-      </w:pPr>
-      <w:r>
-        <w:rPr>
-          <w:rStyle w:val="s1"/>
-          <w:rFonts w:ascii="Times New Roman" w:hAnsi="Times New Roman" w:cs="Times New Roman"/>
-        </w:rPr>
-        <w:t xml:space="preserve">• Nome </w:t>
-      </w:r>
-      <w:r>
-        <w:rPr>
-          <w:rStyle w:val="s1"/>
-          <w:rFonts w:ascii="Times New Roman" w:hAnsi="Times New Roman" w:cs="Times New Roman"/>
-        </w:rPr>
-        <w:t xml:space="preserve">Empresarial: </w:t>
-      </w:r>
-      <w:r>
-        <w:rPr>
+      </w:pPr>
+      <w:r>
+        <w:rPr>
+          <w:rStyle w:val="s1"/>
           <w:rFonts w:ascii="Times New Roman" w:hAnsi="Times New Roman" w:cs="Times New Roman"/>
           <w:b/>
           <w:bCs/>
         </w:rPr>
-        <w:t>LEANDRO LIMA RIBEIRO FRANCA</w:t>
-      </w:r>
-    </w:p>
-    <w:p>
-      <w:pPr>
-        <w:rPr>
-          <w:rStyle w:val="s1"/>
-          <w:rFonts w:ascii="Times New Roman" w:hAnsi="Times New Roman" w:cs="Times New Roman"/>
-        </w:rPr>
-      </w:pPr>
-      <w:r>
-        <w:rPr>
-          <w:rStyle w:val="s1"/>
-          <w:rFonts w:ascii="Times New Roman" w:hAnsi="Times New Roman" w:cs="Times New Roman"/>
-        </w:rPr>
-        <w:t>• CNPJ</w:t>
-      </w:r>
-      <w:r>
-        <w:rPr>
-          <w:rStyle w:val="s1"/>
-          <w:rFonts w:ascii="Times New Roman" w:hAnsi="Times New Roman" w:cs="Times New Roman"/>
-        </w:rPr>
-        <w:t xml:space="preserve">: </w:t>
-      </w:r>
-      <w:r>
+        <w:t xml:space="preserve">2. IDENTIFICAÇÃO DA </w:t>
+      </w:r>
+      <w:r>
+        <w:rPr>
+          <w:rStyle w:val="s1"/>
+          <w:rFonts w:ascii="Times New Roman" w:hAnsi="Times New Roman" w:cs="Times New Roman"/>
+          <w:b/>
+          <w:bCs/>
+        </w:rPr>
+        <w:t>SOLARINVEST</w:t>
+      </w:r>
+    </w:p>
+    <w:p>
+      <w:pPr>
         <w:rPr>
           <w:rFonts w:ascii="Times New Roman" w:hAnsi="Times New Roman" w:cs="Times New Roman"/>
           <w:b/>
           <w:bCs/>
           <w:color w:val="000000"/>
         </w:rPr>
-        <w:t>60.434.015/0001-90</w:t>
-      </w:r>
-    </w:p>
-    <w:p>
-      <w:r>
-        <w:rPr>
-          <w:rStyle w:val="s1"/>
-          <w:rFonts w:ascii="Times New Roman" w:hAnsi="Times New Roman" w:cs="Times New Roman"/>
-        </w:rPr>
-        <w:t xml:space="preserve">• Endereço: </w:t>
-      </w:r>
-      <w:r>
-        <w:rPr>
-          <w:rFonts w:ascii="Times New Roman" w:hAnsi="Times New Roman" w:cs="Times New Roman"/>
-        </w:rPr>
-        <w:t>RUA GOIANAZ QD 15 L 5, CONJ. MIRRAGE, ANAPOLIS-GO, 75070-180</w:t>
-      </w:r>
-    </w:p>
-    <w:p>
-      <w:pPr>
-        <w:rPr>
-          <w:rStyle w:val="s1"/>
-          <w:rFonts w:ascii="Times New Roman" w:hAnsi="Times New Roman" w:cs="Times New Roman"/>
-        </w:rPr>
-      </w:pPr>
-    </w:p>
-    <w:p>
-      <w:pPr>
-        <w:rPr>
-          <w:rStyle w:val="s1"/>
+      </w:pPr>
+      <w:r>
+        <w:rPr>
+          <w:rStyle w:val="s1"/>
+          <w:rFonts w:ascii="Times New Roman" w:hAnsi="Times New Roman" w:cs="Times New Roman"/>
+        </w:rPr>
+        <w:t xml:space="preserve">• Nome Empresarial: </w:t>
+      </w:r>
+      <w:r>
+        <w:rPr>
           <w:rFonts w:ascii="Times New Roman" w:hAnsi="Times New Roman" w:cs="Times New Roman"/>
           <w:b/>
           <w:bCs/>
-        </w:rPr>
-      </w:pPr>
-      <w:r>
-        <w:rPr>
-          <w:rStyle w:val="s1"/>
+          <w:color w:val="000000"/>
+        </w:rPr>
+        <w:t>60.434.015 LEANDRO LIMA RIBEIRO FRANCA</w:t>
+      </w:r>
+    </w:p>
+    <w:p>
+      <w:pPr>
+        <w:rPr>
+          <w:rStyle w:val="s1"/>
+          <w:rFonts w:ascii="Times New Roman" w:hAnsi="Times New Roman" w:cs="Times New Roman"/>
+        </w:rPr>
+      </w:pPr>
+      <w:r>
+        <w:rPr>
+          <w:rStyle w:val="s1"/>
+          <w:rFonts w:ascii="Times New Roman" w:hAnsi="Times New Roman" w:cs="Times New Roman"/>
+        </w:rPr>
+        <w:t>•</w:t>
+      </w:r>
+      <w:r>
+        <w:rPr>
+          <w:rStyle w:val="s1"/>
+          <w:rFonts w:ascii="Times New Roman" w:hAnsi="Times New Roman" w:cs="Times New Roman"/>
+        </w:rPr>
+        <w:t xml:space="preserve"> Representante Legal: Leandro Lima Ribeiro Franca</w:t>
+      </w:r>
+    </w:p>
+    <w:p>
+      <w:pPr>
+        <w:rPr>
+          <w:rStyle w:val="s1"/>
+          <w:rFonts w:ascii="Times New Roman" w:hAnsi="Times New Roman" w:cs="Times New Roman"/>
+        </w:rPr>
+      </w:pPr>
+      <w:r>
+        <w:rPr>
+          <w:rStyle w:val="s1"/>
+          <w:rFonts w:ascii="Times New Roman" w:hAnsi="Times New Roman" w:cs="Times New Roman"/>
+        </w:rPr>
+        <w:t>•</w:t>
+      </w:r>
+      <w:r>
+        <w:rPr>
+          <w:rStyle w:val="s1"/>
+          <w:rFonts w:ascii="Times New Roman" w:hAnsi="Times New Roman" w:cs="Times New Roman"/>
+        </w:rPr>
+        <w:t xml:space="preserve"> </w:t>
+      </w:r>
+      <w:r>
+        <w:rPr>
+          <w:rStyle w:val="s1"/>
+          <w:rFonts w:ascii="Times New Roman" w:hAnsi="Times New Roman" w:cs="Times New Roman"/>
+        </w:rPr>
+        <w:t xml:space="preserve">CNPJ: </w:t>
+      </w:r>
+      <w:r>
+        <w:rPr>
           <w:rFonts w:ascii="Times New Roman" w:hAnsi="Times New Roman" w:cs="Times New Roman"/>
           <w:b/>
           <w:bCs/>
-        </w:rPr>
-        <w:t>3. ESPECIFICAÇÕES TÉCNICAS DO SISTEMA</w:t>
-      </w:r>
-    </w:p>
-    <w:p>
-      <w:pPr>
-        <w:rPr>
-          <w:rStyle w:val="s1"/>
-          <w:rFonts w:ascii="Times New Roman" w:hAnsi="Times New Roman" w:cs="Times New Roman"/>
-        </w:rPr>
-      </w:pPr>
-      <w:r>
-        <w:rPr>
-          <w:rStyle w:val="s1"/>
-          <w:rFonts w:ascii="Times New Roman" w:hAnsi="Times New Roman" w:cs="Times New Roman"/>
-        </w:rPr>
-        <w:t>• Potência Instalada Total (kWp): {{potencia}} kWp</w:t>
-      </w:r>
-    </w:p>
-    <w:p>
-      <w:pPr>
-        <w:rPr>
-          <w:rStyle w:val="s1"/>
-          <w:rFonts w:ascii="Times New Roman" w:hAnsi="Times New Roman" w:cs="Times New Roman"/>
-        </w:rPr>
-      </w:pPr>
-      <w:r>
-        <w:rPr>
-          <w:rStyle w:val="s1"/>
-          <w:rFonts w:ascii="Times New Roman" w:hAnsi="Times New Roman" w:cs="Times New Roman"/>
-        </w:rPr>
-        <w:t>• Topologia: Híbrido / On-Grid (conforme projeto técnico)</w:t>
-      </w:r>
-    </w:p>
-    <w:p>
-      <w:pPr>
-        <w:rPr>
-          <w:rStyle w:val="s1"/>
-          <w:rFonts w:ascii="Times New Roman" w:hAnsi="Times New Roman" w:cs="Times New Roman"/>
-        </w:rPr>
-      </w:pPr>
-      <w:r>
-        <w:rPr>
-          <w:rStyle w:val="s1"/>
-          <w:rFonts w:ascii="Times New Roman" w:hAnsi="Times New Roman" w:cs="Times New Roman"/>
-        </w:rPr>
-        <w:t>• Módulos Fotovoltaicos: {{modulosFV}}</w:t>
-      </w:r>
-    </w:p>
-    <w:p>
-      <w:pPr>
-        <w:rPr>
-          <w:rStyle w:val="s1"/>
-          <w:rFonts w:ascii="Times New Roman" w:hAnsi="Times New Roman" w:cs="Times New Roman"/>
-        </w:rPr>
-      </w:pPr>
-      <w:r>
-        <w:rPr>
-          <w:rStyle w:val="s1"/>
-          <w:rFonts w:ascii="Times New Roman" w:hAnsi="Times New Roman" w:cs="Times New Roman"/>
-        </w:rPr>
-        <w:t>• Inversores: {{inversoresFV}}</w:t>
-      </w:r>
-    </w:p>
-    <w:p>
-      <w:pPr>
-        <w:rPr>
-          <w:rStyle w:val="s1"/>
-          <w:rFonts w:ascii="Times New Roman" w:hAnsi="Times New Roman" w:cs="Times New Roman"/>
-        </w:rPr>
-      </w:pPr>
-      <w:r>
-        <w:rPr>
-          <w:rStyle w:val="s1"/>
-          <w:rFonts w:ascii="Times New Roman" w:hAnsi="Times New Roman" w:cs="Times New Roman"/>
-        </w:rPr>
-        <w:t>• Garantias de Fábrica:</w:t>
-      </w:r>
-    </w:p>
-    <w:p>
-      <w:pPr>
-        <w:rPr>
-          <w:rStyle w:val="s1"/>
-          <w:rFonts w:ascii="Times New Roman" w:hAnsi="Times New Roman" w:cs="Times New Roman"/>
-        </w:rPr>
-      </w:pPr>
-      <w:r>
-        <w:rPr>
-          <w:rStyle w:val="s1"/>
-          <w:rFonts w:ascii="Times New Roman" w:hAnsi="Times New Roman" w:cs="Times New Roman"/>
-        </w:rPr>
-        <w:t xml:space="preserve">  - Módulos: Garantia padrão de performance e produto conforme fabricante</w:t>
-      </w:r>
-    </w:p>
-    <w:p>
-      <w:pPr>
-        <w:rPr>
-          <w:rStyle w:val="s1"/>
-          <w:rFonts w:ascii="Times New Roman" w:hAnsi="Times New Roman" w:cs="Times New Roman"/>
-        </w:rPr>
-      </w:pPr>
-      <w:r>
-        <w:rPr>
-          <w:rStyle w:val="s1"/>
-          <w:rFonts w:ascii="Times New Roman" w:hAnsi="Times New Roman" w:cs="Times New Roman"/>
-        </w:rPr>
-        <w:t xml:space="preserve">  - Inversores: Garantia mínima conforme fabricante</w:t>
-      </w:r>
-    </w:p>
-    <w:p>
-      <w:pPr>
-        <w:rPr>
-          <w:rStyle w:val="s1"/>
-          <w:rFonts w:ascii="Times New Roman" w:hAnsi="Times New Roman" w:cs="Times New Roman"/>
-        </w:rPr>
-      </w:pPr>
-      <w:r>
-        <w:rPr>
-          <w:rStyle w:val="s1"/>
-          <w:rFonts w:ascii="Times New Roman" w:hAnsi="Times New Roman" w:cs="Times New Roman"/>
-        </w:rPr>
-        <w:t xml:space="preserve">  - Estruturas: Garantia de integridade mecânica conforme fabricante</w:t>
-      </w:r>
-    </w:p>
-    <w:p>
-      <w:pPr>
-        <w:rPr>
-          <w:rStyle w:val="s1"/>
-          <w:rFonts w:ascii="Times New Roman" w:hAnsi="Times New Roman" w:cs="Times New Roman"/>
-        </w:rPr>
-      </w:pPr>
-      <w:r>
-        <w:rPr>
-          <w:rStyle w:val="s1"/>
-          <w:rFonts w:ascii="Times New Roman" w:hAnsi="Times New Roman" w:cs="Times New Roman"/>
-        </w:rPr>
-        <w:t>• Memorial descritivo: conforme projeto técnico previamente aprovado.</w:t>
+          <w:color w:val="000000"/>
+        </w:rPr>
+        <w:t>60.434.015/0001-90</w:t>
+      </w:r>
+    </w:p>
+    <w:p>
+      <w:pPr>
+        <w:rPr>
+          <w:rFonts w:ascii="Times New Roman" w:hAnsi="Times New Roman" w:cs="Times New Roman"/>
+        </w:rPr>
+      </w:pPr>
+      <w:r>
+        <w:rPr>
+          <w:rStyle w:val="s1"/>
+          <w:rFonts w:ascii="Times New Roman" w:hAnsi="Times New Roman" w:cs="Times New Roman"/>
+        </w:rPr>
+        <w:t xml:space="preserve">• Endereço: </w:t>
+      </w:r>
+      <w:r>
+        <w:rPr>
+          <w:rFonts w:ascii="Times New Roman" w:hAnsi="Times New Roman" w:cs="Times New Roman"/>
+        </w:rPr>
+        <w:t>RUA GOIANAZ QD 15 L 5, CONJ. MIRRAGE, ANAPOLIS-GO, 75070-180</w:t>
       </w:r>
     </w:p>
     <w:p>
@@ -412,6 +291,160 @@
           <w:b/>
           <w:bCs/>
         </w:rPr>
+        <w:t>3. ESPECIFICAÇÕES TÉCNICAS DO SISTEMA</w:t>
+      </w:r>
+    </w:p>
+    <w:p>
+      <w:pPr>
+        <w:rPr>
+          <w:rStyle w:val="s1"/>
+          <w:rFonts w:ascii="Times New Roman" w:hAnsi="Times New Roman" w:cs="Times New Roman"/>
+        </w:rPr>
+      </w:pPr>
+      <w:r>
+        <w:rPr>
+          <w:rStyle w:val="s1"/>
+          <w:rFonts w:ascii="Times New Roman" w:hAnsi="Times New Roman" w:cs="Times New Roman"/>
+        </w:rPr>
+        <w:t>• Potência Instalada Total (kWp): {{potencia}} kWp</w:t>
+      </w:r>
+    </w:p>
+    <w:p>
+      <w:pPr>
+        <w:rPr>
+          <w:rStyle w:val="s1"/>
+          <w:rFonts w:ascii="Times New Roman" w:hAnsi="Times New Roman" w:cs="Times New Roman"/>
+        </w:rPr>
+      </w:pPr>
+      <w:r>
+        <w:rPr>
+          <w:rStyle w:val="s1"/>
+          <w:rFonts w:ascii="Times New Roman" w:hAnsi="Times New Roman" w:cs="Times New Roman"/>
+        </w:rPr>
+        <w:t>• Topologia: Híbrido / On-Grid (conforme projeto técnico)</w:t>
+      </w:r>
+    </w:p>
+    <w:p>
+      <w:pPr>
+        <w:rPr>
+          <w:rStyle w:val="s1"/>
+          <w:rFonts w:ascii="Times New Roman" w:hAnsi="Times New Roman" w:cs="Times New Roman"/>
+        </w:rPr>
+      </w:pPr>
+      <w:r>
+        <w:rPr>
+          <w:rStyle w:val="s1"/>
+          <w:rFonts w:ascii="Times New Roman" w:hAnsi="Times New Roman" w:cs="Times New Roman"/>
+        </w:rPr>
+        <w:t>• Módulos Fotovoltaicos: {{modulosFV}}</w:t>
+      </w:r>
+    </w:p>
+    <w:p>
+      <w:pPr>
+        <w:rPr>
+          <w:rStyle w:val="s1"/>
+          <w:rFonts w:ascii="Times New Roman" w:hAnsi="Times New Roman" w:cs="Times New Roman"/>
+        </w:rPr>
+      </w:pPr>
+      <w:r>
+        <w:rPr>
+          <w:rStyle w:val="s1"/>
+          <w:rFonts w:ascii="Times New Roman" w:hAnsi="Times New Roman" w:cs="Times New Roman"/>
+        </w:rPr>
+        <w:t>• Inversores: {{inversoresFV}}</w:t>
+      </w:r>
+    </w:p>
+    <w:p>
+      <w:pPr>
+        <w:rPr>
+          <w:rStyle w:val="s1"/>
+          <w:rFonts w:ascii="Times New Roman" w:hAnsi="Times New Roman" w:cs="Times New Roman"/>
+        </w:rPr>
+      </w:pPr>
+      <w:r>
+        <w:rPr>
+          <w:rStyle w:val="s1"/>
+          <w:rFonts w:ascii="Times New Roman" w:hAnsi="Times New Roman" w:cs="Times New Roman"/>
+        </w:rPr>
+        <w:t>• Garantias de Fábrica:</w:t>
+      </w:r>
+    </w:p>
+    <w:p>
+      <w:pPr>
+        <w:rPr>
+          <w:rStyle w:val="s1"/>
+          <w:rFonts w:ascii="Times New Roman" w:hAnsi="Times New Roman" w:cs="Times New Roman"/>
+        </w:rPr>
+      </w:pPr>
+      <w:r>
+        <w:rPr>
+          <w:rStyle w:val="s1"/>
+          <w:rFonts w:ascii="Times New Roman" w:hAnsi="Times New Roman" w:cs="Times New Roman"/>
+        </w:rPr>
+        <w:t xml:space="preserve">  - Módulos: Garantia padrão de performance e produto conforme fabricante</w:t>
+      </w:r>
+    </w:p>
+    <w:p>
+      <w:pPr>
+        <w:rPr>
+          <w:rStyle w:val="s1"/>
+          <w:rFonts w:ascii="Times New Roman" w:hAnsi="Times New Roman" w:cs="Times New Roman"/>
+        </w:rPr>
+      </w:pPr>
+      <w:r>
+        <w:rPr>
+          <w:rStyle w:val="s1"/>
+          <w:rFonts w:ascii="Times New Roman" w:hAnsi="Times New Roman" w:cs="Times New Roman"/>
+        </w:rPr>
+        <w:t xml:space="preserve">  - Inversores: Garantia mínima conforme fabricante</w:t>
+      </w:r>
+    </w:p>
+    <w:p>
+      <w:pPr>
+        <w:rPr>
+          <w:rStyle w:val="s1"/>
+          <w:rFonts w:ascii="Times New Roman" w:hAnsi="Times New Roman" w:cs="Times New Roman"/>
+        </w:rPr>
+      </w:pPr>
+      <w:r>
+        <w:rPr>
+          <w:rStyle w:val="s1"/>
+          <w:rFonts w:ascii="Times New Roman" w:hAnsi="Times New Roman" w:cs="Times New Roman"/>
+        </w:rPr>
+        <w:t xml:space="preserve">  - Estruturas: Garantia de integridade mecânica conforme fabricante</w:t>
+      </w:r>
+    </w:p>
+    <w:p>
+      <w:pPr>
+        <w:rPr>
+          <w:rStyle w:val="s1"/>
+          <w:rFonts w:ascii="Times New Roman" w:hAnsi="Times New Roman" w:cs="Times New Roman"/>
+        </w:rPr>
+      </w:pPr>
+      <w:r>
+        <w:rPr>
+          <w:rStyle w:val="s1"/>
+          <w:rFonts w:ascii="Times New Roman" w:hAnsi="Times New Roman" w:cs="Times New Roman"/>
+        </w:rPr>
+        <w:t>• Memorial descritivo: conforme projeto técnico previamente aprovado.</w:t>
+      </w:r>
+    </w:p>
+    <w:p>
+      <w:pPr>
+        <w:rPr>
+          <w:rStyle w:val="s1"/>
+          <w:rFonts w:ascii="Times New Roman" w:hAnsi="Times New Roman" w:cs="Times New Roman"/>
+          <w:b/>
+          <w:bCs/>
+        </w:rPr>
+      </w:pPr>
+      <w:r>
+        <w:rPr>
+          <w:rStyle w:val="s1"/>
+          <w:rFonts w:ascii="Times New Roman" w:hAnsi="Times New Roman" w:cs="Times New Roman"/>
+          <w:b/>
+          <w:bCs/>
+        </w:rPr>
         <w:lastRenderedPageBreak/>
         <w:t>4. CONDIÇÕES COMERCIAIS</w:t>
       </w:r>
@@ -488,7 +521,21 @@
           <w:rStyle w:val="s1"/>
           <w:rFonts w:ascii="Times New Roman" w:hAnsi="Times New Roman" w:cs="Times New Roman"/>
         </w:rPr>
-        <w:t>• Data Estimada de Término da Operação: {{dataFim}}</w:t>
+        <w:t xml:space="preserve">• Data Estimada de </w:t>
+      </w:r>
+      <w:r>
+        <w:rPr>
+          <w:rStyle w:val="s1"/>
+          <w:rFonts w:ascii="Times New Roman" w:hAnsi="Times New Roman" w:cs="Times New Roman"/>
+        </w:rPr>
+        <w:t>Encerramento Contratual</w:t>
+      </w:r>
+      <w:r>
+        <w:rPr>
+          <w:rStyle w:val="s1"/>
+          <w:rFonts w:ascii="Times New Roman" w:hAnsi="Times New Roman" w:cs="Times New Roman"/>
+        </w:rPr>
+        <w:t xml:space="preserve"> {{dataFim}}</w:t>
       </w:r>
     </w:p>
     <w:p>
@@ -508,25 +555,16 @@
     </w:p>
     <w:p>
       <w:pPr>
-        <w:rPr>
-          <w:rStyle w:val="s1"/>
-          <w:rFonts w:ascii="Times New Roman" w:hAnsi="Times New Roman" w:cs="Times New Roman"/>
-        </w:rPr>
-      </w:pPr>
-    </w:p>
-    <w:p>
-      <w:pPr>
-        <w:rPr>
-          <w:rStyle w:val="s1"/>
-          <w:rFonts w:ascii="Times New Roman" w:hAnsi="Times New Roman" w:cs="Times New Roman"/>
-        </w:rPr>
-      </w:pPr>
-      <w:r>
-        <w:rPr>
-          <w:rStyle w:val="s1"/>
-          <w:rFonts w:ascii="Times New Roman" w:hAnsi="Times New Roman" w:cs="Times New Roman"/>
-        </w:rPr>
-        <w:t>* A tarifa base refere-se à tarifa vigente da distribuidora local apenas para fins estimativos. A CONTRATADA não tem ingerência sobre os valores fixados pela distribuidora ou pela ANEEL.</w:t>
+        <w:pStyle w:val="p1"/>
+      </w:pPr>
+      <w:r>
+        <w:rPr>
+          <w:rStyle w:val="s1"/>
+        </w:rPr>
+        <w:t xml:space="preserve">* </w:t>
+      </w:r>
+      <w:r>
+        <w:t>A tarifa base refere-se à tarifa vigente da distribuidora local apenas para fins estimativos. A SOLARINVEST não possui ingerência sobre os valores fixados pela distribuidora ou pela ANEEL.</w:t>
       </w:r>
     </w:p>
     <w:p>
@@ -675,25 +713,27 @@
     </w:p>
     <w:p>
       <w:pPr>
-        <w:rPr>
-          <w:rStyle w:val="s1"/>
-          <w:rFonts w:ascii="Times New Roman" w:hAnsi="Times New Roman" w:cs="Times New Roman"/>
-        </w:rPr>
-      </w:pPr>
-      <w:r>
-        <w:rPr>
-          <w:rFonts w:ascii="Times New Roman" w:hAnsi="Times New Roman" w:cs="Times New Roman"/>
-          <w:shd w:val="clear" w:color="auto" w:fill="FAFAFA"/>
-        </w:rPr>
-        <w:t xml:space="preserve">A CONTRATADA assegura a disponibilização do sistema dimensionado para atingir, sob condições médias de operação, a geração anual contratada (Kc), apurada em ciclos de 12 meses consecutivos. </w:t>
-      </w:r>
-      <w:r>
-        <w:rPr>
-          <w:rFonts w:ascii="Times New Roman" w:hAnsi="Times New Roman" w:cs="Times New Roman"/>
-          <w:shd w:val="clear" w:color="auto" w:fill="FAFAFA"/>
-        </w:rPr>
-        <w:t>Esta obrigação é de meio, não de resultado, conforme estabelecido no Contrato. A CONTRATADA não garante um nível específico de geração de energia, mas se compromete a empregar seus melhores esforços e recursos para otimizar a produção de energia dentro das condições operacionais.</w:t>
-      </w:r>
+        <w:pStyle w:val="p1"/>
+      </w:pPr>
+      <w:r>
+        <w:t>A SOLARINVEST assegura a disponibilização do sistema dimensionado para atingir, sob condições médias de operação, a geração anual estimada, conforme parâmetros técnicos adotados. Esta obrigação é de meio, não de resultado, não sendo garantido nível mínimo de geração, estando a produção sujeita a variações climáticas, técnicas e operacionais.</w:t>
+      </w:r>
+    </w:p>
+    <w:p>
+      <w:pPr>
+        <w:rPr>
+          <w:rStyle w:val="s1"/>
+          <w:rFonts w:ascii="Times New Roman" w:hAnsi="Times New Roman" w:cs="Times New Roman"/>
+        </w:rPr>
+      </w:pPr>
+    </w:p>
+    <w:p>
+      <w:pPr>
+        <w:rPr>
+          <w:rStyle w:val="s1"/>
+          <w:rFonts w:ascii="Times New Roman" w:hAnsi="Times New Roman" w:cs="Times New Roman"/>
+        </w:rPr>
+      </w:pPr>
     </w:p>
     <w:p>
       <w:pPr>
@@ -711,128 +751,31 @@
           <w:b/>
           <w:bCs/>
         </w:rPr>
-        <w:lastRenderedPageBreak/>
         <w:t>7. RESPONSABILIDADE TÉCNICA E CONDIÇÕES DA UNIDADE CONSUMIDORA</w:t>
       </w:r>
     </w:p>
     <w:p>
       <w:pPr>
-        <w:rPr>
-          <w:rStyle w:val="s1"/>
-          <w:rFonts w:ascii="Times New Roman" w:hAnsi="Times New Roman" w:cs="Times New Roman"/>
-        </w:rPr>
-      </w:pPr>
-      <w:r>
-        <w:rPr>
-          <w:rStyle w:val="s1"/>
-          <w:rFonts w:ascii="Times New Roman" w:hAnsi="Times New Roman" w:cs="Times New Roman"/>
-        </w:rPr>
-        <w:t>A instalação, operação e homologação do sistema dependem de a UC estar regular junto à distribuidora e conforme normas técnicas (ANEEL, ABNT, concessionária).</w:t>
-      </w:r>
-    </w:p>
-    <w:p>
-      <w:pPr>
-        <w:rPr>
-          <w:rStyle w:val="s1"/>
-          <w:rFonts w:ascii="Times New Roman" w:hAnsi="Times New Roman" w:cs="Times New Roman"/>
-        </w:rPr>
-      </w:pPr>
-      <w:r>
-        <w:rPr>
-          <w:rStyle w:val="s1"/>
-          <w:rFonts w:ascii="Times New Roman" w:hAnsi="Times New Roman" w:cs="Times New Roman"/>
-        </w:rPr>
-        <w:t>Quaisquer adequações elétricas, estruturais ou documentais exigidas para viabilizar o sistema são de responsabilidade do CONTRATANTE.</w:t>
-      </w:r>
-    </w:p>
-    <w:p>
-      <w:pPr>
-        <w:rPr>
-          <w:rStyle w:val="s1"/>
-          <w:rFonts w:ascii="Times New Roman" w:hAnsi="Times New Roman" w:cs="Times New Roman"/>
-        </w:rPr>
-      </w:pPr>
-      <w:r>
-        <w:rPr>
-          <w:rStyle w:val="s1"/>
-          <w:rFonts w:ascii="Times New Roman" w:hAnsi="Times New Roman" w:cs="Times New Roman"/>
-        </w:rPr>
-        <w:t>A CONTRATADA poderá suspender a instalação ou operação do sistema caso identifique:</w:t>
-      </w:r>
-    </w:p>
-    <w:p>
-      <w:pPr>
-        <w:rPr>
-          <w:rStyle w:val="s1"/>
-          <w:rFonts w:ascii="Times New Roman" w:hAnsi="Times New Roman" w:cs="Times New Roman"/>
-        </w:rPr>
-      </w:pPr>
-      <w:r>
-        <w:rPr>
-          <w:rStyle w:val="s1"/>
-          <w:rFonts w:ascii="Times New Roman" w:hAnsi="Times New Roman" w:cs="Times New Roman"/>
-        </w:rPr>
-        <w:t>- Risco elétrico;</w:t>
-      </w:r>
-    </w:p>
-    <w:p>
-      <w:pPr>
-        <w:rPr>
-          <w:rStyle w:val="s1"/>
-          <w:rFonts w:ascii="Times New Roman" w:hAnsi="Times New Roman" w:cs="Times New Roman"/>
-        </w:rPr>
-      </w:pPr>
-      <w:r>
-        <w:rPr>
-          <w:rStyle w:val="s1"/>
-          <w:rFonts w:ascii="Times New Roman" w:hAnsi="Times New Roman" w:cs="Times New Roman"/>
-        </w:rPr>
-        <w:t>- Incompatibilidade técnica;</w:t>
-      </w:r>
-    </w:p>
-    <w:p>
-      <w:pPr>
-        <w:rPr>
-          <w:rStyle w:val="s1"/>
-          <w:rFonts w:ascii="Times New Roman" w:hAnsi="Times New Roman" w:cs="Times New Roman"/>
-        </w:rPr>
-      </w:pPr>
-      <w:r>
-        <w:rPr>
-          <w:rStyle w:val="s1"/>
-          <w:rFonts w:ascii="Times New Roman" w:hAnsi="Times New Roman" w:cs="Times New Roman"/>
-        </w:rPr>
-        <w:t>- Intervenções não autorizadas;</w:t>
-      </w:r>
-    </w:p>
-    <w:p>
-      <w:pPr>
-        <w:rPr>
-          <w:rStyle w:val="s1"/>
-          <w:rFonts w:ascii="Times New Roman" w:hAnsi="Times New Roman" w:cs="Times New Roman"/>
-        </w:rPr>
-      </w:pPr>
-      <w:r>
-        <w:rPr>
-          <w:rStyle w:val="s1"/>
-          <w:rFonts w:ascii="Times New Roman" w:hAnsi="Times New Roman" w:cs="Times New Roman"/>
-        </w:rPr>
-        <w:t>- Descumprimento do projeto aprovado.</w:t>
-      </w:r>
-    </w:p>
-    <w:p>
-      <w:pPr>
-        <w:rPr>
-          <w:rStyle w:val="s1"/>
-          <w:rFonts w:ascii="Times New Roman" w:hAnsi="Times New Roman" w:cs="Times New Roman"/>
-        </w:rPr>
-      </w:pPr>
-      <w:r>
-        <w:rPr>
-          <w:rStyle w:val="s1"/>
-          <w:rFonts w:ascii="Times New Roman" w:hAnsi="Times New Roman" w:cs="Times New Roman"/>
-        </w:rPr>
-        <w:t>Tal suspensão não configura atraso, falha de execução ou infração contratual.</w:t>
+        <w:pStyle w:val="p1"/>
+      </w:pPr>
+      <w:r>
+        <w:t>A instalação, operação e homologação do sistema dependem da regularidade da unidade consumidora junto à distribuidora e do atendimento às normas técnicas aplicáveis.</w:t>
+      </w:r>
+    </w:p>
+    <w:p>
+      <w:pPr>
+        <w:pStyle w:val="p1"/>
+      </w:pPr>
+      <w:r>
+        <w:t>Quaisquer adequações elétricas, estruturais, documentais ou regulatórias necessárias à viabilização do sistema são de responsabilidade exclusiva do CONTRATANTE.</w:t>
+      </w:r>
+    </w:p>
+    <w:p>
+      <w:pPr>
+        <w:pStyle w:val="p1"/>
+      </w:pPr>
+      <w:r>
+        <w:t>A SOLARINVEST poderá suspender a instalação ou operação do sistema caso identifique risco técnico, incompatibilidade estrutural, irregularidade elétrica, intervenção não autorizada ou descumprimento das condições do projeto aprovado, sem que isso caracterize atraso, inadimplemento ou falha contratual.</w:t>
       </w:r>
     </w:p>
     <w:p>
@@ -940,7 +883,21 @@
           <w:rStyle w:val="s1"/>
           <w:rFonts w:ascii="Times New Roman" w:hAnsi="Times New Roman" w:cs="Times New Roman"/>
         </w:rPr>
-        <w:t xml:space="preserve">Assinatura da CONTRATADA: ________________________________  </w:t>
+        <w:t xml:space="preserve">Assinatura da </w:t>
+      </w:r>
+      <w:r>
+        <w:rPr>
+          <w:rStyle w:val="s1"/>
+          <w:rFonts w:ascii="Times New Roman" w:hAnsi="Times New Roman" w:cs="Times New Roman"/>
+        </w:rPr>
+        <w:t>SOLARINVEST</w:t>
+      </w:r>
+      <w:r>
+        <w:rPr>
+          <w:rStyle w:val="s1"/>
+          <w:rFonts w:ascii="Times New Roman" w:hAnsi="Times New Roman" w:cs="Times New Roman"/>
+        </w:rPr>
+        <w:t xml:space="preserve">: ________________________________  </w:t>
       </w:r>
     </w:p>
     <w:p>
@@ -1037,11 +994,6 @@
         <w:docPartUnique/>
       </w:docPartObj>
     </w:sdtPr>
-    <w:sdtEndPr>
-      <w:rPr>
-        <w:rStyle w:val="PageNumber"/>
-      </w:rPr>
-    </w:sdtEndPr>
     <w:sdtContent>
       <w:p>
         <w:pPr>
@@ -1089,11 +1041,6 @@
         <w:docPartUnique/>
       </w:docPartObj>
     </w:sdtPr>
-    <w:sdtEndPr>
-      <w:rPr>
-        <w:rStyle w:val="PageNumber"/>
-      </w:rPr>
-    </w:sdtEndPr>
     <w:sdtContent>
       <w:p>
         <w:pPr>
@@ -1430,12 +1377,7 @@
       <w:rPr>
         <w:noProof/>
       </w:rPr>
-    </w:r>
-    <w:r>
-      <w:rPr>
-        <w:noProof/>
-      </w:rPr>
-      <w:pict w14:anchorId="6C675D24">
+      <w:pict w14:anchorId="2B72DC1C">
         <v:shapetype id="_x0000_t75" coordsize="21600,21600" o:spt="75" o:preferrelative="t" path="m@4@5l@4@11@9@11@9@5xe" filled="f" stroked="f">
           <v:stroke joinstyle="miter"/>
           <v:formulas>
@@ -1669,12 +1611,7 @@
       <w:rPr>
         <w:noProof/>
       </w:rPr>
-    </w:r>
-    <w:r>
-      <w:rPr>
-        <w:noProof/>
-      </w:rPr>
-      <w:pict w14:anchorId="0CC1C7FB">
+      <w:pict w14:anchorId="56CC008A">
         <v:shapetype id="_x0000_t75" coordsize="21600,21600" o:spt="75" o:preferrelative="t" path="m@4@5l@4@11@9@11@9@5xe" filled="f" stroked="f">
           <v:stroke joinstyle="miter"/>
           <v:formulas>

--- a/public/templates/contratos/leasing/anexos/ANEXO I - ESPECIFICAÇÕES TECNICAS E PROPOSTA COMERCIAL (Residencial).docx
+++ b/public/templates/contratos/leasing/anexos/ANEXO I - ESPECIFICAÇÕES TECNICAS E PROPOSTA COMERCIAL (Residencial).docx
@@ -904,29 +904,12 @@
       <w:pPr>
         <w:pStyle w:val="p1"/>
         <w:spacing w:line="276" w:lineRule="auto"/>
-        <w:rPr>
-          <w:b/>
-          <w:bCs/>
-        </w:rPr>
-      </w:pPr>
-      <w:r>
-        <w:rPr>
-          <w:b/>
-          <w:bCs/>
-        </w:rPr>
-        <w:t>LEANDRO LIMA RIBEIRO FRANCA</w:t>
-      </w:r>
-      <w:r>
-        <w:rPr>
-          <w:b/>
-          <w:bCs/>
-        </w:rPr>
-        <w:t>/</w:t>
-      </w:r>
-      <w:r>
-        <w:rPr>
-          <w:b/>
-          <w:bCs/>
+      </w:pPr>
+      <w:r>
+        <w:t>LEANDRO LIMA RIBEIRO FRANCA/</w:t>
+      </w:r>
+      <w:r>
+        <w:rPr>
           <w:color w:val="000000"/>
         </w:rPr>
         <w:t>60.434.015/0001-90</w:t>
@@ -994,6 +977,11 @@
         <w:docPartUnique/>
       </w:docPartObj>
     </w:sdtPr>
+    <w:sdtEndPr>
+      <w:rPr>
+        <w:rStyle w:val="PageNumber"/>
+      </w:rPr>
+    </w:sdtEndPr>
     <w:sdtContent>
       <w:p>
         <w:pPr>
@@ -1041,6 +1029,11 @@
         <w:docPartUnique/>
       </w:docPartObj>
     </w:sdtPr>
+    <w:sdtEndPr>
+      <w:rPr>
+        <w:rStyle w:val="PageNumber"/>
+      </w:rPr>
+    </w:sdtEndPr>
     <w:sdtContent>
       <w:p>
         <w:pPr>
@@ -1377,7 +1370,7 @@
       <w:rPr>
         <w:noProof/>
       </w:rPr>
-      <w:pict w14:anchorId="2B72DC1C">
+      <w:pict w14:anchorId="51102588">
         <v:shapetype id="_x0000_t75" coordsize="21600,21600" o:spt="75" o:preferrelative="t" path="m@4@5l@4@11@9@11@9@5xe" filled="f" stroked="f">
           <v:stroke joinstyle="miter"/>
           <v:formulas>
@@ -1611,7 +1604,7 @@
       <w:rPr>
         <w:noProof/>
       </w:rPr>
-      <w:pict w14:anchorId="56CC008A">
+      <w:pict w14:anchorId="04F5B62B">
         <v:shapetype id="_x0000_t75" coordsize="21600,21600" o:spt="75" o:preferrelative="t" path="m@4@5l@4@11@9@11@9@5xe" filled="f" stroked="f">
           <v:stroke joinstyle="miter"/>
           <v:formulas>
